--- a/klagomål/A 9071-2026 FSC-klagomål.docx
+++ b/klagomål/A 9071-2026 FSC-klagomål.docx
@@ -671,7 +671,7 @@
     <w:r>
       <w:tab/>
       <w:tab/>
-      <w:t>2026-03-01</w:t>
+      <w:t>2026-03-02</w:t>
       <w:br/>
       <w:br/>
     </w:r>

--- a/klagomål/A 9071-2026 FSC-klagomål.docx
+++ b/klagomål/A 9071-2026 FSC-klagomål.docx
@@ -671,7 +671,7 @@
     <w:r>
       <w:tab/>
       <w:tab/>
-      <w:t>2026-03-02</w:t>
+      <w:t>2026-03-03</w:t>
       <w:br/>
       <w:br/>
     </w:r>

--- a/klagomål/A 9071-2026 FSC-klagomål.docx
+++ b/klagomål/A 9071-2026 FSC-klagomål.docx
@@ -671,7 +671,7 @@
     <w:r>
       <w:tab/>
       <w:tab/>
-      <w:t>2026-03-03</w:t>
+      <w:t>2026-03-04</w:t>
       <w:br/>
       <w:br/>
     </w:r>

--- a/klagomål/A 9071-2026 FSC-klagomål.docx
+++ b/klagomål/A 9071-2026 FSC-klagomål.docx
@@ -671,7 +671,7 @@
     <w:r>
       <w:tab/>
       <w:tab/>
-      <w:t>2026-03-04</w:t>
+      <w:t>2026-03-05</w:t>
       <w:br/>
       <w:br/>
     </w:r>

--- a/klagomål/A 9071-2026 FSC-klagomål.docx
+++ b/klagomål/A 9071-2026 FSC-klagomål.docx
@@ -671,7 +671,7 @@
     <w:r>
       <w:tab/>
       <w:tab/>
-      <w:t>2026-03-05</w:t>
+      <w:t>2026-03-06</w:t>
       <w:br/>
       <w:br/>
     </w:r>

--- a/klagomål/A 9071-2026 FSC-klagomål.docx
+++ b/klagomål/A 9071-2026 FSC-klagomål.docx
@@ -671,7 +671,7 @@
     <w:r>
       <w:tab/>
       <w:tab/>
-      <w:t>2026-03-06</w:t>
+      <w:t>2026-03-07</w:t>
       <w:br/>
       <w:br/>
     </w:r>

--- a/klagomål/A 9071-2026 FSC-klagomål.docx
+++ b/klagomål/A 9071-2026 FSC-klagomål.docx
@@ -671,7 +671,7 @@
     <w:r>
       <w:tab/>
       <w:tab/>
-      <w:t>2026-03-07</w:t>
+      <w:t>2026-03-08</w:t>
       <w:br/>
       <w:br/>
     </w:r>

--- a/klagomål/A 9071-2026 FSC-klagomål.docx
+++ b/klagomål/A 9071-2026 FSC-klagomål.docx
@@ -671,7 +671,7 @@
     <w:r>
       <w:tab/>
       <w:tab/>
-      <w:t>2026-03-08</w:t>
+      <w:t>2026-03-09</w:t>
       <w:br/>
       <w:br/>
     </w:r>

--- a/klagomål/A 9071-2026 FSC-klagomål.docx
+++ b/klagomål/A 9071-2026 FSC-klagomål.docx
@@ -671,7 +671,7 @@
     <w:r>
       <w:tab/>
       <w:tab/>
-      <w:t>2026-03-09</w:t>
+      <w:t>2026-03-10</w:t>
       <w:br/>
       <w:br/>
     </w:r>

--- a/klagomål/A 9071-2026 FSC-klagomål.docx
+++ b/klagomål/A 9071-2026 FSC-klagomål.docx
@@ -671,7 +671,7 @@
     <w:r>
       <w:tab/>
       <w:tab/>
-      <w:t>2026-03-10</w:t>
+      <w:t>2026-03-11</w:t>
       <w:br/>
       <w:br/>
     </w:r>

--- a/klagomål/A 9071-2026 FSC-klagomål.docx
+++ b/klagomål/A 9071-2026 FSC-klagomål.docx
@@ -671,7 +671,7 @@
     <w:r>
       <w:tab/>
       <w:tab/>
-      <w:t>2026-03-11</w:t>
+      <w:t>2026-03-12</w:t>
       <w:br/>
       <w:br/>
     </w:r>

--- a/klagomål/A 9071-2026 FSC-klagomål.docx
+++ b/klagomål/A 9071-2026 FSC-klagomål.docx
@@ -671,7 +671,7 @@
     <w:r>
       <w:tab/>
       <w:tab/>
-      <w:t>2026-03-12</w:t>
+      <w:t>2026-03-13</w:t>
       <w:br/>
       <w:br/>
     </w:r>

--- a/klagomål/A 9071-2026 FSC-klagomål.docx
+++ b/klagomål/A 9071-2026 FSC-klagomål.docx
@@ -671,7 +671,7 @@
     <w:r>
       <w:tab/>
       <w:tab/>
-      <w:t>2026-03-13</w:t>
+      <w:t>2026-03-16</w:t>
       <w:br/>
       <w:br/>
     </w:r>

--- a/klagomål/A 9071-2026 FSC-klagomål.docx
+++ b/klagomål/A 9071-2026 FSC-klagomål.docx
@@ -671,7 +671,7 @@
     <w:r>
       <w:tab/>
       <w:tab/>
-      <w:t>2026-03-16</w:t>
+      <w:t>2026-03-17</w:t>
       <w:br/>
       <w:br/>
     </w:r>

--- a/klagomål/A 9071-2026 FSC-klagomål.docx
+++ b/klagomål/A 9071-2026 FSC-klagomål.docx
@@ -671,7 +671,7 @@
     <w:r>
       <w:tab/>
       <w:tab/>
-      <w:t>2026-03-17</w:t>
+      <w:t>2026-03-18</w:t>
       <w:br/>
       <w:br/>
     </w:r>

--- a/klagomål/A 9071-2026 FSC-klagomål.docx
+++ b/klagomål/A 9071-2026 FSC-klagomål.docx
@@ -671,7 +671,7 @@
     <w:r>
       <w:tab/>
       <w:tab/>
-      <w:t>2026-03-18</w:t>
+      <w:t>2026-03-19</w:t>
       <w:br/>
       <w:br/>
     </w:r>

--- a/klagomål/A 9071-2026 FSC-klagomål.docx
+++ b/klagomål/A 9071-2026 FSC-klagomål.docx
@@ -671,7 +671,7 @@
     <w:r>
       <w:tab/>
       <w:tab/>
-      <w:t>2026-03-19</w:t>
+      <w:t>2026-03-20</w:t>
       <w:br/>
       <w:br/>
     </w:r>

--- a/klagomål/A 9071-2026 FSC-klagomål.docx
+++ b/klagomål/A 9071-2026 FSC-klagomål.docx
@@ -671,7 +671,7 @@
     <w:r>
       <w:tab/>
       <w:tab/>
-      <w:t>2026-03-20</w:t>
+      <w:t>2026-03-21</w:t>
       <w:br/>
       <w:br/>
     </w:r>

--- a/klagomål/A 9071-2026 FSC-klagomål.docx
+++ b/klagomål/A 9071-2026 FSC-klagomål.docx
@@ -163,7 +163,7 @@
         <w:pStyle w:val="Title"/>
       </w:pPr>
       <w:r>
-        <w:t>Inledande FSC- /PEFC-klagomål – information om höga naturvärden i avverkningsanmälan A 9071-2026 i Ludvika kommun</w:t>
+        <w:t>Inledande FSC- /PEFC-klagomål – information om höga naturvärden och fridlysta arter i avverkningsanmälan A 9071-2026 i Ludvika kommun</w:t>
       </w:r>
     </w:p>
     <w:p>
@@ -173,7 +173,7 @@
     </w:p>
     <w:p>
       <w:r>
-        <w:t>Nedan presenteras fynd av naturvårdsarter som gjorts i det avverkningsanmälda området, samt relevanta utdrag ur standarderna för FSC, Chain of Custody, Controlled Wood och PEFC.</w:t>
+        <w:t>Nedan presenteras fynd av naturvårdsarter och fridlysta arter som gjorts i det avverkningsanmälda området, samt relevanta utdrag ur standarderna för FSC, Chain of Custody, Controlled Wood och PEFC. I BILAGA 1 finns artfakta om fridlysta arter.</w:t>
       </w:r>
     </w:p>
     <w:p>
@@ -191,7 +191,7 @@
     </w:p>
     <w:p>
       <w:r>
-        <w:t>I avverkningsanmälan har följande 1 naturvårdsarter hittats: bronshjon (S). Arter som är signalarter enligt Skogsstyrelsen har markerats med (S).</w:t>
+        <w:t>I avverkningsanmälan har följande 12 naturvårdsarter hittats: knärot (VU, §8), garnlav (NT), granticka (NT), gränsticka (NT), spillkråka (NT, §4), tallticka (NT), tretåig hackspett (NT, §4), ullticka (NT), vedtrappmossa (NT), bronshjon (S), dropptaggsvamp (S) och vedticka (S). Av dessa är 9 rödlistade. För rödlistade arter har rödlistekategorin angivits inom parentes. Arter som är signalarter enligt Skogsstyrelsen har markerats med (S). För fridlysta arter anges även paragrafen i Artskyddsförordningen som arten är fridlyst enligt.</w:t>
       </w:r>
     </w:p>
     <w:p>
@@ -206,7 +206,7 @@
       <w:r>
         <w:drawing>
           <wp:inline xmlns:a="http://schemas.openxmlformats.org/drawingml/2006/main" xmlns:pic="http://schemas.openxmlformats.org/drawingml/2006/picture">
-            <wp:extent cx="5486400" cy="3880240"/>
+            <wp:extent cx="5486400" cy="3795541"/>
             <wp:docPr id="1" name="Picture 1"/>
             <wp:cNvGraphicFramePr>
               <a:graphicFrameLocks noChangeAspect="1"/>
@@ -227,7 +227,7 @@
                   <pic:spPr>
                     <a:xfrm>
                       <a:off x="0" y="0"/>
-                      <a:ext cx="5486400" cy="3880240"/>
+                      <a:ext cx="5486400" cy="3795541"/>
                     </a:xfrm>
                     <a:prstGeom prst="rect"/>
                   </pic:spPr>
@@ -267,6 +267,396 @@
       </w:r>
     </w:p>
     <w:p>
+      <w:r>
+        <w:rPr>
+          <w:b/>
+        </w:rPr>
+        <w:t>Dropptaggsvamp</w:t>
+      </w:r>
+      <w:r>
+        <w:t xml:space="preserve"> bildar mykorrhiza med tall, huvudsakligen i äldre skog. Total population i landet bedöms ha minskat och fortsatt minska på grund av slutavverkningar och förhöja kvävenivåer i marken som en följd av skogsgödsling. Dropptaggsvamp är typisk art för </w:t>
+      </w:r>
+      <w:r>
+        <w:rPr>
+          <w:i/>
+        </w:rPr>
+        <w:t xml:space="preserve">9010 Taiga </w:t>
+      </w:r>
+      <w:r>
+        <w:t>(SLU Artdatabanken, 2025).</w:t>
+      </w:r>
+    </w:p>
+    <w:p>
+      <w:r>
+        <w:rPr>
+          <w:b/>
+        </w:rPr>
+        <w:t>Garnlav (NT)</w:t>
+      </w:r>
+      <w:r>
+        <w:t xml:space="preserve"> är en utpräglad barrskogsart som ibland kan drapera träden i norrländska grannaturskogar med hög luftfuktighet. Den förekommer även i talldominerade bestånd där den, förutom i trädens grenverk, påträffas hängande över ojämnheter i tallbarken. Arten har minskat starkt i södra och mellersta Sverige och den minskar även i sitt nordliga utbredningsområde. Orsaken till tillbakagången beror främst på slutavverkningar av naturskogsartade skogar. Bestånd med riklig förekomst bör regelmässigt sparas. Garnlav är värdväxt för den mycket sällsynta och akut hotade fjärilen barrskogslavfly (CR) som hör hemma i boreala barrskogar med riklig förekomst av värdväxten. Tidigare kunde arten konstateras årligen på flera platser vid Dala-Floda i Dalarna innan lokalerna kalavverkades. Senaste fyndet i landet av barrskogslavfly är från år 2000 då den påträffades vid Högberget i Sollefteå kommun. Garnlav är typisk art för </w:t>
+      </w:r>
+      <w:r>
+        <w:rPr>
+          <w:i/>
+        </w:rPr>
+        <w:t xml:space="preserve">9010 Taiga </w:t>
+      </w:r>
+      <w:r>
+        <w:t>och</w:t>
+      </w:r>
+      <w:r>
+        <w:rPr>
+          <w:i/>
+        </w:rPr>
+        <w:t xml:space="preserve"> 9070 Trädklädd betesmark</w:t>
+      </w:r>
+      <w:r>
+        <w:t xml:space="preserve"> (SLU Artdatabanken, 2024).</w:t>
+      </w:r>
+    </w:p>
+    <w:p>
+      <w:r>
+        <w:rPr>
+          <w:b/>
+        </w:rPr>
+        <w:t>Granticka (NT)</w:t>
+      </w:r>
+      <w:r>
+        <w:t xml:space="preserve"> förekommer främst i äldre skogar med naturskogskaraktär, liksom i dimensionsavverkade och plockhuggna skogar. I äldre grannaturskog i norra Sverige är den alltjämt en förhållandevis vanlig karaktärsart, medan den längre söderut blir allt mer sällsynt. I Götaland och delar av Svealand är den en god signalart för skyddsvärda granskogsmiljöer. Arten bedöms ha minskat starkt under senare år på grund av skogsavverkningar, då den framför allt växer i äldre granskog med långvarig grankontinuitet. I urskogsliknande bestånd i norra Sverige kan ibland påträffas den mycket sällsynta tickan grantickeporing (VU), som lever på döda grantickor (SLU Artdatabanken, 2024; Nitare &amp; Skogsstyrelsen, 2019).</w:t>
+      </w:r>
+    </w:p>
+    <w:p>
+      <w:r>
+        <w:rPr>
+          <w:b/>
+        </w:rPr>
+        <w:t>Gränsticka (NT)</w:t>
+      </w:r>
+      <w:r>
+        <w:t xml:space="preserve"> är en mycket bra signalart inom hela sitt utbredningsområde. Den är huvudsakligen knuten till restbestånd av barrnaturskog och förekommer med ett tydligt optimum i orörda eller måttligt påverkade gamla granskogar där det föreligger långvarig kontinuitet av grov död ved. Lokaler som hyser arten, speciellt i mellersta och södra Sverige, bör undantas från skogsbruk. Gränsticka är typisk art för </w:t>
+      </w:r>
+      <w:r>
+        <w:rPr>
+          <w:i/>
+        </w:rPr>
+        <w:t>9010 Taiga</w:t>
+      </w:r>
+      <w:r>
+        <w:t xml:space="preserve"> (SLU Artdatabanken, 2024; Nitare &amp; Skogsstyrelsen, 2019).</w:t>
+      </w:r>
+    </w:p>
+    <w:p>
+      <w:r>
+        <w:rPr>
+          <w:b/>
+        </w:rPr>
+        <w:t xml:space="preserve">Tallticka (NT) </w:t>
+      </w:r>
+      <w:r>
+        <w:t xml:space="preserve">uppträder först på tallar som är 100–150 år gamla men är vanligast på träd som är runt 150–200 år eller äldre. I skogslandskapet är den främst knuten till tallnaturskogar och restbiotoper med biologiskt gamla träd och signalerar vanligtvis skyddsvärda tallbestånd med höga naturvärden. Tallticka är typisk art för </w:t>
+      </w:r>
+      <w:r>
+        <w:rPr>
+          <w:i/>
+        </w:rPr>
+        <w:t xml:space="preserve">9010 Taiga </w:t>
+      </w:r>
+      <w:r>
+        <w:t xml:space="preserve">och </w:t>
+      </w:r>
+      <w:r>
+        <w:rPr>
+          <w:i/>
+        </w:rPr>
+        <w:t>9060 Åsbarrskog</w:t>
+      </w:r>
+      <w:r>
+        <w:t xml:space="preserve"> (SLU Artdatabanken, 2023; Nitare &amp; Skogsstyrelsen, 2019).</w:t>
+      </w:r>
+    </w:p>
+    <w:p>
+      <w:r>
+        <w:rPr>
+          <w:b/>
+        </w:rPr>
+        <w:t>Ullticka (NT)</w:t>
+      </w:r>
+      <w:r>
+        <w:t xml:space="preserve"> är knuten till restbestånd av barrnaturskog och förekommer med ett tydligt optimum i orörda eller måttligt påverkade gamla granskogar där det föreligger viss kontinuitet av grov död ved. Ullticka är en bra signalart inom hela sitt utbredningsområde och i södra Sverige är den sällsynt och en god signalart för skyddsvärda granskogsmiljöer. Den hotas av avverkning och fragmentering av naturskog och äldre granskog med lång trädkontinuitet. Ullticka är typisk art för </w:t>
+      </w:r>
+      <w:r>
+        <w:rPr>
+          <w:i/>
+        </w:rPr>
+        <w:t xml:space="preserve">9010 Taiga, 9050 Näringsrik granskog </w:t>
+      </w:r>
+      <w:r>
+        <w:t xml:space="preserve">och </w:t>
+      </w:r>
+      <w:r>
+        <w:rPr>
+          <w:i/>
+        </w:rPr>
+        <w:t>9030 Landhöjningsskog</w:t>
+      </w:r>
+      <w:r>
+        <w:t xml:space="preserve">. På ullticka kan ibland ulltickeporing (VU) påträffas - det är en sällsynt ticka som nyligen delats upp i tre olika arter: </w:t>
+      </w:r>
+      <w:r>
+        <w:rPr>
+          <w:i/>
+        </w:rPr>
+        <w:t xml:space="preserve">Skeletocutis brevispora </w:t>
+      </w:r>
+      <w:r>
+        <w:t>(ulltickeporing)</w:t>
+      </w:r>
+      <w:r>
+        <w:rPr>
+          <w:i/>
+        </w:rPr>
+        <w:t>, Skeletocutis delicata och Skeletocutis exilis</w:t>
+      </w:r>
+      <w:r>
+        <w:t>. De två sistnämnda arterna står för närvarande (2020) som ej bedömda i rödlistan (SLU Artdatabanken, 2024; Nitare &amp; Skogsstyrelsen, 2019; Miettinen &amp; Niemelä, 2018).</w:t>
+      </w:r>
+    </w:p>
+    <w:p>
+      <w:r>
+        <w:rPr>
+          <w:b/>
+        </w:rPr>
+        <w:t xml:space="preserve">Vedticka </w:t>
+      </w:r>
+      <w:r>
+        <w:t xml:space="preserve">är en bra signalart söder om den naturliga norrlandsgränsen. Den är huvudsakligen knuten till äldre barrskogar där det föreligger långvarig kontinuitet av död barrved. Vedticka är typisk art för </w:t>
+      </w:r>
+      <w:r>
+        <w:rPr>
+          <w:i/>
+        </w:rPr>
+        <w:t xml:space="preserve">9010 Taiga </w:t>
+      </w:r>
+      <w:r>
+        <w:t>(Nitare &amp; Skogsstyrelsen, 2019; SLU Artdatabanken, 2025).</w:t>
+      </w:r>
+    </w:p>
+    <w:p>
+      <w:r>
+        <w:rPr>
+          <w:b/>
+        </w:rPr>
+        <w:t xml:space="preserve">Vedtrappmossa (NT) </w:t>
+      </w:r>
+      <w:r>
+        <w:t xml:space="preserve">växer på död ved, främst i gammal granskog. Den förekommer knappast alls i fjällnära barrskogar utan finns i skogslandskapet nedom fjällen och framför allt i landets södra delar är den en mycket bra signalart för barrnaturskog med höga naturvärden. Skogsavverkning och brist på grov död ved i skogen är de allvarligaste hoten och den överlever inte kalhyggesbruk. Lokaler med sluten granskog, tillräckligt stora för att säkerställa ett kontinuerligt tillskott på grova lågor, bör undantas från storskaligt skogsbruk. Vedtrappmossa är typisk art för </w:t>
+      </w:r>
+      <w:r>
+        <w:rPr>
+          <w:i/>
+        </w:rPr>
+        <w:t>9010 Taiga</w:t>
+      </w:r>
+      <w:r>
+        <w:t xml:space="preserve"> (SLU Artdatabanken, 2024).</w:t>
+      </w:r>
+    </w:p>
+    <w:p>
+      <w:pPr>
+        <w:pStyle w:val="Heading1"/>
+      </w:pPr>
+      <w:r>
+        <w:t>Fridlysta arter</w:t>
+      </w:r>
+    </w:p>
+    <w:p>
+      <w:r>
+        <w:t>Följande fridlysta arter har sina livsmiljöer och växtplatser i den avverkningsanmälda skogen: knärot (VU, §8), spillkråka (NT, §4) och tretåig hackspett (NT, §4).</w:t>
+      </w:r>
+    </w:p>
+    <w:p>
+      <w:r>
+        <w:t xml:space="preserve">Observera att medlemsländerna är skyldiga att agera i enlighet med EU:s fågeldirektiv där det uttryckligen står att direktivet gäller för fåglar samt för deras ägg, bon och </w:t>
+      </w:r>
+      <w:r>
+        <w:rPr>
+          <w:b/>
+        </w:rPr>
+        <w:t xml:space="preserve">livsmiljöer </w:t>
+      </w:r>
+      <w:r>
+        <w:t>(artikel 1). Vidare att de åtgärder som vidtas inte får leda till en försämring av den nuvarande situationen beträffande bevarandet av de fågelarter som avses i artikel 1 (artikel 13). Fågeldirektivet är styrande för tillsynsansvariga myndigheters ärendehantering, ställningstaganden och beslutsfattande.</w:t>
+      </w:r>
+    </w:p>
+    <w:p>
+      <w:r>
+        <w:rPr>
+          <w:b/>
+        </w:rPr>
+        <w:t>Knärot (VU, §8)</w:t>
+      </w:r>
+      <w:r>
+        <w:t xml:space="preserve"> är typisk art för </w:t>
+      </w:r>
+      <w:r>
+        <w:rPr>
+          <w:i/>
+        </w:rPr>
+        <w:t xml:space="preserve">9010 Taiga </w:t>
+      </w:r>
+      <w:r>
+        <w:t>och</w:t>
+      </w:r>
+      <w:r>
+        <w:rPr>
+          <w:i/>
+        </w:rPr>
+        <w:t xml:space="preserve"> 9050 Näringsrik granskog</w:t>
+      </w:r>
+      <w:r>
+        <w:t xml:space="preserve">, rödlistad som sårbar och fridlyst enligt 8§ artskyddsförordningen. En nyligen genomförd analys av 79 floraväktarlokaler indikerar att det behövs någonstans mellan 100 och 150 meters skyddszon för att en knärotspopulation inte ska dö ut på lång sikt (Sebestyén &amp; Sundberg, 2025). Detta ligger väl i linje med tidigare genomförda studier som visar att det krävs väl tilltagna buffertzoner för att knäroten inte ska ta skada av skogsbruksåtgärder i intilliggande skog (Johnson, 2014; Koelmeijer m.fl., 2022; Skogsstyrelsen, 2022). Arten är även känslig för gallring vilket framgår av Skogsstyrelsens egen vägledning för hänsyn till knärot (Skogsstyrelsen, 2022). För rika förekomster av knärot är reservatsbildning eller biotopskydd lämpliga åtgärder för att skydda den. På knärot kan den sällsynta rostsvampen </w:t>
+      </w:r>
+      <w:r>
+        <w:rPr>
+          <w:i/>
+        </w:rPr>
+        <w:t>Pucciniastrum goodyerae</w:t>
+      </w:r>
+      <w:r>
+        <w:t xml:space="preserve"> påträffas. </w:t>
+      </w:r>
+      <w:r>
+        <w:rPr>
+          <w:i/>
+        </w:rPr>
+        <w:t>Pucciniastrum goodyerae</w:t>
+      </w:r>
+      <w:r>
+        <w:t xml:space="preserve"> är klassad som NE (ej bedömd) i rödlistan (SLU Artdatabanken, 2024).</w:t>
+      </w:r>
+    </w:p>
+    <w:p>
+      <w:r>
+        <w:t>I det avverkningsanmälda området finns 6 fyndplatser för knärot registrerade på Artportalen. Figur 2 visar gränserna för buffertzoner på 50 m, som behöver lämnas kring fyndplatserna för att knärotslokalerna inte ska försvinna vid en avverkning. Av det avverkningsanmälda området överlappar 2.41 ha med buffertzonerna och får av detta skäl inte avverkas.</w:t>
+      </w:r>
+    </w:p>
+    <w:p>
+      <w:pPr>
+        <w:pStyle w:val="Caption"/>
+      </w:pPr>
+      <w:r>
+        <w:drawing>
+          <wp:inline xmlns:a="http://schemas.openxmlformats.org/drawingml/2006/main" xmlns:pic="http://schemas.openxmlformats.org/drawingml/2006/picture">
+            <wp:extent cx="5486400" cy="4480093"/>
+            <wp:docPr id="2" name="Picture 2"/>
+            <wp:cNvGraphicFramePr>
+              <a:graphicFrameLocks noChangeAspect="1"/>
+            </wp:cNvGraphicFramePr>
+            <a:graphic>
+              <a:graphicData uri="http://schemas.openxmlformats.org/drawingml/2006/picture">
+                <pic:pic>
+                  <pic:nvPicPr>
+                    <pic:cNvPr id="0" name="A 9071-2026 karta knärot.png"/>
+                    <pic:cNvPicPr/>
+                  </pic:nvPicPr>
+                  <pic:blipFill>
+                    <a:blip r:embed="rId17"/>
+                    <a:stretch>
+                      <a:fillRect/>
+                    </a:stretch>
+                  </pic:blipFill>
+                  <pic:spPr>
+                    <a:xfrm>
+                      <a:off x="0" y="0"/>
+                      <a:ext cx="5486400" cy="4480093"/>
+                    </a:xfrm>
+                    <a:prstGeom prst="rect"/>
+                  </pic:spPr>
+                </pic:pic>
+              </a:graphicData>
+            </a:graphic>
+          </wp:inline>
+        </w:drawing>
+      </w:r>
+    </w:p>
+    <w:p>
+      <w:pPr>
+        <w:pStyle w:val="Caption"/>
+      </w:pPr>
+      <w:r>
+        <w:t>Figur 2. Fyndplatser och buffertzoner för knärot i det avverkningsanmälda området. Endast fyndplatser vars buffertzoner överlappar med det avverkningsanmälda området har tagits med i visualiseringen. Kartans mittpunktskoordinat är N 6665835, E 497024 i SWEREF 99 TM.</w:t>
+      </w:r>
+    </w:p>
+    <w:p>
+      <w:pPr>
+        <w:pStyle w:val="Caption"/>
+      </w:pPr>
+    </w:p>
+    <w:p>
+      <w:r>
+        <w:rPr>
+          <w:b/>
+        </w:rPr>
+        <w:t>Spillkråka (NT, §4)</w:t>
+      </w:r>
+      <w:r>
+        <w:t xml:space="preserve"> är rödlistad som nära hotad och ingår i bilaga 1 i EU:s fågeldirektiv. Den minskar i population på grund av minskad tillgång på lämpliga bo- och födoträd och minskad födotillgång. Spillkråkans minskningstakt har uppgått till 19 (24–10) % under de senaste 15 åren och bedöms vara nära gränsvärdet för Sårbar (VU) (A2bc). Spillkråka är en nyckelart i skogliga miljöer vars övergivna bohål utnyttjas av flera andra hålhäckande fågelarter och fladdermöss. Den behöver grova träd, främst tall, asp och bok som boträd. Skogsbruk med korta omloppstider och täta, homogena ungskogar utgör det största hotet. Spillkråka är typisk art för </w:t>
+      </w:r>
+      <w:r>
+        <w:rPr>
+          <w:i/>
+        </w:rPr>
+        <w:t xml:space="preserve">9010 Taiga </w:t>
+      </w:r>
+      <w:r>
+        <w:t>och</w:t>
+      </w:r>
+      <w:r>
+        <w:rPr>
+          <w:i/>
+        </w:rPr>
+        <w:t xml:space="preserve"> 9740 Skogsbevuxen myr </w:t>
+      </w:r>
+      <w:r>
+        <w:t>(SLU Artdatabanken, 2025; Skogsstyrelsen 2016).</w:t>
+      </w:r>
+    </w:p>
+    <w:p>
+      <w:r>
+        <w:rPr>
+          <w:b/>
+        </w:rPr>
+        <w:t>Tretåig hackspett (NT, §4)</w:t>
+      </w:r>
+      <w:r>
+        <w:t xml:space="preserve"> är rödlistad som nära hotad och ingår i bilaga 1 i EU:s fågeldirektiv. Tretåig hackspett är för sin överlevnad beroende av kontinuerlig tillförsel av äldre döende och död ved, som sker genom naturliga självgallringsprocesser i äldre grannaturskogar och barrblandade naturskogar. Om en skog genom skogsbruk gallras eller glesas ur så upphör och uteblir i stort sett den naturliga självgallringsprocessen för mycket lång tid framöver vilket omöjliggör upprätthållandet av den kontinuerliga ekologiska funktionen i ett område. Det finns studier som visar att naturskogens självgallringsprocess som den tretåiga hackspetten är beroende av, inte kan ersättas med efterlämnad hänsyn i skogsbruket (Imbeau &amp; Desrochers, 2002). Storleken på häckningsreviret varierar med skogstypen, förekomsten av död ved och graden av fragmentering, men är i allmänhet i storleksordningen 25–100 hektar. Vintertid krävs ofta betydligt större områden och det finns studier som antyder att arten behöver minst 100 hektar äldre skog. I områden med låg bonitet kan det behövas över 200 hektar lämpligt habitat för att ett par ska kunna reproducera sig. Områden med dokumenterad permanent förekomst i naturskogsmiljöer har vanligen så stora naturvärden att skogsbruk är olämpligt. Tretåig hackspett är typisk art för </w:t>
+      </w:r>
+      <w:r>
+        <w:rPr>
+          <w:i/>
+        </w:rPr>
+        <w:t xml:space="preserve">9010 Taiga, 9740 Skogsbevuxen myr, 9030 Landhöjningsskog </w:t>
+      </w:r>
+      <w:r>
+        <w:t xml:space="preserve">och </w:t>
+      </w:r>
+      <w:r>
+        <w:rPr>
+          <w:i/>
+        </w:rPr>
+        <w:t>9040 Fjällbjörkskog</w:t>
+      </w:r>
+      <w:r>
+        <w:t xml:space="preserve"> (Skogsstyrelsen, 2016; SLU Artdatabanken, 2024).</w:t>
+      </w:r>
+    </w:p>
+    <w:p>
+      <w:r>
+        <w:t>I BILAGA 1 finns mer detaljerad information om ekologi samt krav på livsmiljö hos fridlysta arter.</w:t>
+      </w:r>
+    </w:p>
+    <w:p>
       <w:pPr>
         <w:pStyle w:val="Heading1"/>
       </w:pPr>
@@ -318,6 +708,22 @@
       <w:r>
         <w:t>I den avverkningsanmälda skogen har fridlysta arter sina livsmiljöer och växtplatser. Att skada de fridlysta arternas livsmiljöer, växtplatser eller ekologiska funktion är inte tillåtet enligt artskyddsförordningen.</w:t>
       </w:r>
+      <w:r>
+        <w:rPr>
+          <w:i/>
+        </w:rPr>
+        <w:t xml:space="preserve"> EU:s medlemsländer och skogsbolag är skyldiga att agera i enlighet med EU:s fågeldirektiv där det uttryckligen står att direktivet gäller för fåglar samt för deras ägg, bon och </w:t>
+      </w:r>
+      <w:r>
+        <w:rPr>
+          <w:b/>
+          <w:i/>
+        </w:rPr>
+        <w:t xml:space="preserve">livsmiljöer </w:t>
+      </w:r>
+      <w:r>
+        <w:t>(artikel 1). Vidare att de åtgärder som vidtas inte får leda till en försämring av den nuvarande situationen beträffande bevarandet av de fågelarter som avses i artikel 1 (artikel 13).</w:t>
+      </w:r>
     </w:p>
     <w:p>
       <w:r>
@@ -356,7 +762,7 @@
         <w:rPr>
           <w:i/>
         </w:rPr>
-        <w:t>I det avverkningsanmälda skogsområdet har 1 naturvårdsarter varav 0 rödlistade arter sina livsmiljöer och växtplatser.</w:t>
+        <w:t>I det avverkningsanmälda skogsområdet har 12 naturvårdsarter varav 9 rödlistade arter sina livsmiljöer och växtplatser.</w:t>
       </w:r>
     </w:p>
     <w:p>
@@ -541,6 +947,503 @@
           <w:i/>
         </w:rPr>
         <w:t>I den avverkningsanmälda skogen har fridlysta arter sina livsmiljöer och växtplatser. Att skada de fridlysta arternas livsmiljöer, växtplatser eller ekologiska funktion är inte tillåtet enligt artskyddsförordningen</w:t>
+      </w:r>
+    </w:p>
+    <w:p>
+      <w:r>
+        <w:br w:type="page"/>
+      </w:r>
+    </w:p>
+    <w:p>
+      <w:pPr>
+        <w:pStyle w:val="Title"/>
+      </w:pPr>
+      <w:r>
+        <w:t>BILAGA 1 – Fridlysta arter</w:t>
+      </w:r>
+    </w:p>
+    <w:p>
+      <w:pPr>
+        <w:pStyle w:val="Heading1"/>
+      </w:pPr>
+      <w:r>
+        <w:t>Knärot – ekologi samt krav på livsmiljön</w:t>
+      </w:r>
+    </w:p>
+    <w:p>
+      <w:r>
+        <w:t xml:space="preserve">Knärot är typisk art för </w:t>
+      </w:r>
+      <w:r>
+        <w:rPr>
+          <w:i/>
+        </w:rPr>
+        <w:t xml:space="preserve">9010 Taiga </w:t>
+      </w:r>
+      <w:r>
+        <w:t>och</w:t>
+      </w:r>
+      <w:r>
+        <w:rPr>
+          <w:i/>
+        </w:rPr>
+        <w:t xml:space="preserve"> 9050 Näringsrik granskog</w:t>
+      </w:r>
+      <w:r>
+        <w:t>, fridlyst enligt 8 och 15 §§ artskyddsförordningen och klassad som sårbar (VU) enligt rödlistan 2020. Knärot är beroende av hög och jämn luftfuktighet i gamla, ostörda skogsmiljöer och är känslig för snabba förändringar av ljus-/vindförhållanden eller uttorkning. På grund av ett alltför intensivt skogsbruk har den minskat med 40 (25–50) % under de senaste 60 åren och i framtiden bedöms minskningstakten uppgå till 30 (20–40) %. Till följd av att arten har en dokumenterat högre minskningstakt i förhållande till sin generationstid än vad som tidigare varit känt (data från Riksskogstaxeringen) höjdes den till hotkategori sårbar (VU) i rödlistan 2020 (SLU Artdatabanken, 2024).</w:t>
+      </w:r>
+    </w:p>
+    <w:p>
+      <w:r>
+        <w:t>En analys av 79 floraväktarlokaler åren 1990–2015 vilka återbesökts under 2020–2024 visade på en tydlig negativ påverkan på knärotsförekomster från större hyggen i närområdet (inom 150–200 m) vilket indikerar att kanteffekter har en stor påverkan på populationerna. Resultaten bekräftar knärotens känslighet för kanteffekter och visar vikten av att skydda större skogsbestånd för att bevara arten. Om det blir höga andelar (&gt;30%) hyggen inom 200 meter från en knärotsförekomst så ökar risken för att en knärotspopulation dör ut och det verkar det behövas någonstans mellan 100 och 150 meters skyddszon för att bevara arten på lång sikt (Sebestyén &amp; Sundberg, 2025).</w:t>
+      </w:r>
+    </w:p>
+    <w:p>
+      <w:r>
+        <w:t xml:space="preserve">Samuel Johnsons doktorsavhandling </w:t>
+      </w:r>
+      <w:r>
+        <w:rPr>
+          <w:i/>
+        </w:rPr>
+        <w:t>“Retention Forestry as a Conservation Measure for Boreal Forest Ground Vegetation”</w:t>
+      </w:r>
+      <w:r>
+        <w:t xml:space="preserve"> (SLU, Uppsala 2014) visar att det krävs väl tilltagna skyddszoner för att knärotens växtplatser inte ska ta skada av skogsbruksåtgärder i intilliggande områden: </w:t>
+      </w:r>
+      <w:r>
+        <w:rPr>
+          <w:i/>
+        </w:rPr>
+        <w:t xml:space="preserve">“Study III shows that retention patches smaller than 0.5 ha do not lifeboat the sensitive forest herb G. repens, a species that depend on stable microclimatic conditions typical for intact forest stands.” </w:t>
+      </w:r>
+      <w:r>
+        <w:t xml:space="preserve">Vidare </w:t>
+      </w:r>
+      <w:r>
+        <w:rPr>
+          <w:i/>
+        </w:rPr>
+        <w:t>“More sensitive forest species are not lifeboated in retention patches ranging from 0.05 to 0.5 ha (Papers II &amp; III).”</w:t>
+      </w:r>
+    </w:p>
+    <w:p>
+      <w:r>
+        <w:t xml:space="preserve">Johnsons (2014) rekommendation på minst 50 meters breda skyddszoner runt knärotens växtplatser motsvarar en areal på 0,78 hektar, vilket ligger i linje med andra studier som gjorts på känsliga skogsarter: </w:t>
+      </w:r>
+      <w:r>
+        <w:rPr>
+          <w:i/>
+        </w:rPr>
+        <w:t>“In study III I also show that translocated specimens of G. repens survives well in mature forests at least 50 m from the nearest edge to an open area. Moreover, measures of temperature and humidity show that such distances from an open area is far enough to offer a microclimate that is more stable compared to what present in retention patches of around 0.1 ha. This means that the very centre of a circular patch with radius 50 m (equals a size of 0.78 ha) should offer conditions similar to interior forest and would perhaps be a suitable habitat for G. repens and similar species. Previous studies from both North America and Sweden have also concluded that patches between 0.5 and one ha are sufficient for preserving interior forest vegetation as well as sensitive lichens and bryophytes (de Graaf &amp; Roberts 2009; Halpern et al. 2012; Rudolphi et al. 2014).”</w:t>
+      </w:r>
+    </w:p>
+    <w:p>
+      <w:r>
+        <w:t>En nyligen publicerad vetenskaplig uppsats av Koelmeijer m.fl. (2022) inkluderar orkidén knärots skyddsbehov. I uppsatsen berörs problemet med uttorkning för växter, bl.a. för knärot, ett problem som blivit accentuerat på grund av den pågående klimatförändringen och torra somrar, t.ex. den exceptionellt torra sommaren 2018. I uppsatsen undersöks områden med tre olika avstånd från kalhyggeskant med avseende på skydd bl.a. för knärot. Det första området har avstånd upp till 20 m från hyggeskant (Strong edge effect), det andra 20–40 m från hyggeskant (Weak edge effect) och det tredje avser större avstånd från hyggeskant, där kanteffekten anses vara försumbar (Interior). Ett resultat var att man fann stor eller mycket stor uttorkningseffekt på känsliga och rödlistade skogsarter vid de kortare avstånden till hyggeskant, medan effekt av uttorkning inte konstaterades på större avstånd (Interior). För orkidén knärot fann man en rik förekomst (upp till 0,06 dm2/m2) på stort avstånd från hyggeskant (Interior), medan förekomsten var liten eller närmast försumbar i de områden som klassificerades som Weak edge effect respektive Strong edge effect. Arbetet påpekar att de allt oftare förekommande torra somrarna ger ytterligare skäl att utöka skyddsavståndet från hyggen till den fuktkrävande arten knärot (Koelmeijer m.fl., 2022).</w:t>
+      </w:r>
+    </w:p>
+    <w:p>
+      <w:r>
+        <w:t>Även Skogsstyrelsens egen vägledning för hänsyn till knärot ligger i linje med ovanstående forskningsstudier. Av vägledningen framgår det att för med hög sannolikhet kunna bevara befintliga förekomster krävs relativt stora avsättningar av uppvuxen skog med slutet och relativt tätt kronskikt. Som riktlinje kan krävas ett avstånd på 50 meter in från brynet för att vidmakthålla ett fungerande mikroklimat. Detta innebär att fristående hänsynsytor för många arter (kärlväxter, lavar och mossor) kan behöva ha en area överstigande 0,8 hektar (cirkelyta med radien 50 meter = 0,78 hektar) för att bibehålla lokalklimatet. Även ganska små förändringar i form av förändrade ljus- och fuktighetsförhållanden, till exempel till följd av gallring, kan leda till att arten försvinner till följd av konkurrens med mera ljuskrävande och snabbväxande arter (Skogsstyrelsen, 2022).</w:t>
+      </w:r>
+    </w:p>
+    <w:p>
+      <w:r>
+        <w:t>Vid tillämpning av försiktighetsprincipen enligt 2 kap. 3 § miljöbalken bör sålunda 100–150 meters skyddszon lämnas runt knärotens växtplatser.</w:t>
+      </w:r>
+    </w:p>
+    <w:p>
+      <w:pPr>
+        <w:pStyle w:val="Heading2"/>
+      </w:pPr>
+      <w:r>
+        <w:t>Referenser – knärot</w:t>
+      </w:r>
+    </w:p>
+    <w:p>
+      <w:r>
+        <w:t xml:space="preserve">de Graaf M &amp; Roberts M.R., 2009. </w:t>
+      </w:r>
+      <w:r>
+        <w:rPr>
+          <w:i/>
+        </w:rPr>
+        <w:t xml:space="preserve">Short-term response of the herbaceous layer within leave patches after harvest. </w:t>
+      </w:r>
+      <w:r>
+        <w:t>Forest Ecology and Management 257, 1014–1025</w:t>
+      </w:r>
+    </w:p>
+    <w:p>
+      <w:r>
+        <w:t xml:space="preserve">Halpern, C. B., Halaj, J., Evans, S. A., &amp; Dovciak, M., 2012. </w:t>
+      </w:r>
+      <w:r>
+        <w:rPr>
+          <w:i/>
+        </w:rPr>
+        <w:t xml:space="preserve">Level and pattern of overstory retention interact to shape long-term responses of understories to timber harvest. </w:t>
+      </w:r>
+      <w:r>
+        <w:t>Ecological Applications, 22, 2049–2064</w:t>
+      </w:r>
+    </w:p>
+    <w:p>
+      <w:r>
+        <w:t xml:space="preserve">Johnson, S., 2014. </w:t>
+      </w:r>
+      <w:r>
+        <w:rPr>
+          <w:i/>
+        </w:rPr>
+        <w:t>Retention Forestry as a Conservation Measure for Boreal Forest Ground Vegetation</w:t>
+      </w:r>
+      <w:r>
+        <w:t>. Doktorsavhandling, SLU, Uppsala</w:t>
+      </w:r>
+    </w:p>
+    <w:p>
+      <w:r>
+        <w:t xml:space="preserve">Koelmeijer, I. A., Ehrlén, J., Jönsson, M., De Frenne, P., Berg, P., Andersson, J., Weibull, H. &amp; Hylander, N. 2022. </w:t>
+      </w:r>
+      <w:r>
+        <w:rPr>
+          <w:i/>
+        </w:rPr>
+        <w:t xml:space="preserve">Interactive effects of drought and edge exposure on old-growth forest understory species. </w:t>
+      </w:r>
+      <w:r>
+        <w:t>Landscape Ecology, 37, sid 1839–1853</w:t>
+      </w:r>
+    </w:p>
+    <w:p>
+      <w:r>
+        <w:t xml:space="preserve">Rudolphi, J., Jönsson, M. T., &amp; Gustafsson, L., 2014. </w:t>
+      </w:r>
+      <w:r>
+        <w:rPr>
+          <w:i/>
+        </w:rPr>
+        <w:t xml:space="preserve">Biological legacies buffer local species extinction after logging. </w:t>
+      </w:r>
+      <w:r>
+        <w:t>Journal of Applied Ecology. 51, 53–62.</w:t>
+      </w:r>
+    </w:p>
+    <w:p>
+      <w:r>
+        <w:t xml:space="preserve">Sebestyén, L. och Sundberg, S. 2025.  </w:t>
+      </w:r>
+      <w:r>
+        <w:rPr>
+          <w:i/>
+        </w:rPr>
+        <w:t>Påverkan på knärotslokaler från hyggen i närheten.</w:t>
+      </w:r>
+      <w:r>
+        <w:t xml:space="preserve"> DAPHNE 36:1 2025. Botaniska Sällskapet i Stockholm</w:t>
+      </w:r>
+    </w:p>
+    <w:p>
+      <w:r>
+        <w:t xml:space="preserve">Skogsstyrelsen, 2022. </w:t>
+      </w:r>
+      <w:r>
+        <w:rPr>
+          <w:i/>
+        </w:rPr>
+        <w:t xml:space="preserve">Vägledning för hänsyn till knärot. </w:t>
+      </w:r>
+      <w:r>
+        <w:t>https://www.skogsstyrelsen.se/lag-och-tillsyn/artskydd/vagledningar-och-kunskapsstod-artskydd/vagledning-for-hansyn-till-knarot/</w:t>
+      </w:r>
+    </w:p>
+    <w:p>
+      <w:r>
+        <w:t xml:space="preserve">SLU Artdatabanken, 2024. </w:t>
+      </w:r>
+      <w:r>
+        <w:rPr>
+          <w:i/>
+        </w:rPr>
+        <w:t xml:space="preserve">Artfaktablad. Naturvård – artfakta. </w:t>
+      </w:r>
+      <w:r>
+        <w:t>SLU Artdatabanken, Uppsala</w:t>
+      </w:r>
+    </w:p>
+    <w:p>
+      <w:pPr>
+        <w:pStyle w:val="Heading1"/>
+      </w:pPr>
+      <w:r>
+        <w:t>Spillkråka – ekologi samt krav på livsmiljön</w:t>
+      </w:r>
+    </w:p>
+    <w:p>
+      <w:r>
+        <w:t xml:space="preserve">Spillkråka (NT) är rödlistad som nära hotad, fridlyst enligt §4 Artskyddsförordningen, typisk art för </w:t>
+      </w:r>
+      <w:r>
+        <w:rPr>
+          <w:i/>
+        </w:rPr>
+        <w:t xml:space="preserve">9010 Taiga </w:t>
+      </w:r>
+      <w:r>
+        <w:t>och</w:t>
+      </w:r>
+      <w:r>
+        <w:rPr>
+          <w:i/>
+        </w:rPr>
+        <w:t xml:space="preserve"> 9740 Skogsbevuxen myr</w:t>
+      </w:r>
+      <w:r>
+        <w:t xml:space="preserve"> och ingår i bilaga 1 i EU:s fågeldirektiv. Spillkråka lever i både barr- och blandskog liksom i ren lövskog. De tätaste populationerna tenderar att finnas i äldre, variationsrik blandskog med gott om död ved och gamla träd. Spillkråka är en nyckelart i skogliga miljöer vars övergivna bohål utnyttjas av flera andra hålhäckande fågelarter och fladdermöss (SLU Artdatabanken, 2023; Skogsstyrelsen 2016).</w:t>
+      </w:r>
+    </w:p>
+    <w:p>
+      <w:r>
+        <w:t>Varje par utnyttjar 400–1000 hektar skog beroende på skogens kvalitet. En minskning av populationen pågår på grund av minskad tillgång på lämpliga bo- och födoträd och minskad födotillgång. Spillkråkans minskningstakt har uppgått till 19 (24–10) % under de senaste 15 åren. Minskningstakten för den svenska populationen bedöms vara nära gränsvärdet för Sårbar (VU) (A2bc). Skogsbruk med korta omloppstider och täta, homogena ungskogar utgör det största hotet (SLU Artdatabanken 2023).</w:t>
+      </w:r>
+    </w:p>
+    <w:p>
+      <w:pPr>
+        <w:pStyle w:val="Heading2"/>
+      </w:pPr>
+      <w:r>
+        <w:t>Referenser – spillkråka</w:t>
+      </w:r>
+    </w:p>
+    <w:p>
+      <w:r>
+        <w:t xml:space="preserve">Skogsstyrelsen, 2016. </w:t>
+      </w:r>
+      <w:r>
+        <w:rPr>
+          <w:i/>
+        </w:rPr>
+        <w:t xml:space="preserve">Vägledning för hänsyn till spillkråka. </w:t>
+      </w:r>
+      <w:r>
+        <w:t>Vägledningar och kunskapsstöd artskydd – Skogsstyrelsen.</w:t>
+      </w:r>
+    </w:p>
+    <w:p>
+      <w:r>
+        <w:t xml:space="preserve">SLU Artdatabanken, 2023. </w:t>
+      </w:r>
+      <w:r>
+        <w:rPr>
+          <w:i/>
+        </w:rPr>
+        <w:t xml:space="preserve">Artfaktablad. Naturvård – artfakta. </w:t>
+      </w:r>
+      <w:r>
+        <w:t>SLU Artdatabanken, Uppsala</w:t>
+      </w:r>
+    </w:p>
+    <w:p>
+      <w:pPr>
+        <w:pStyle w:val="Heading1"/>
+      </w:pPr>
+      <w:r>
+        <w:t>Tretåig hackspett – ekologi samt krav på livsmiljön</w:t>
+      </w:r>
+    </w:p>
+    <w:p>
+      <w:r>
+        <w:t xml:space="preserve">Tretåig hackspett (NT) är fridlyst enligt §4 Artskyddsförordningen och finns med som prioriterad art i Skogsstyrelsen vägledning för skogsbruket (bilaga 4 till SVL). I vägledningen står bland annat att: </w:t>
+      </w:r>
+      <w:r>
+        <w:rPr>
+          <w:i/>
+        </w:rPr>
+        <w:t xml:space="preserve">“Tretåig hackspett har stora arealkrav och höga krav på sin livsmiljö. Omdaningen av naturskogar till kulturskogar medför en förlust av viktiga miljöer, något som förstärks av ökad fragmentering till följd av avverkningar.” </w:t>
+      </w:r>
+      <w:r>
+        <w:t xml:space="preserve">Vidare att: </w:t>
+      </w:r>
+      <w:r>
+        <w:rPr>
+          <w:i/>
+        </w:rPr>
+        <w:t>“Områden med dokumenterad permanent förekomst i naturskogsmiljöer har vanligen så stora naturvärden att skogsbruk är olämpligt”</w:t>
+      </w:r>
+      <w:r>
+        <w:t xml:space="preserve"> (SLU Artdatabanken, 2024; Skogsstyrelsen, 2016)</w:t>
+      </w:r>
+      <w:r>
+        <w:rPr>
+          <w:i/>
+        </w:rPr>
+        <w:t>.</w:t>
+      </w:r>
+    </w:p>
+    <w:p>
+      <w:r>
+        <w:t>Tretåig hackspett är beroende av större sammanhängande naturskogar med kontinuerlig tillgång och nybildning av död ved och fragmentering av livsmiljöerna utgör ett stort hot mot arten (se exempelvis Stachura-Skierczynska et al., 2009; Wesolowski et al., 2005; Butler et al., 2004; Pakkala et al., 2002; Amcoff et al., 1996; Virkkala, 1991). Det finns studier som visar att naturskogens självgallringsprocess som den tretåiga hackspetten är beroende av, inte kan ersättas med efterlämnad hänsyn i skogsbruket (Imbeau &amp; Desrochers, 2002).</w:t>
+      </w:r>
+    </w:p>
+    <w:p>
+      <w:r>
+        <w:t>Permanenta revir av tretåig hackspett karaktäriseras ofta av artens typiska ringformigt ordnade hackmärken på framför allt gamla granar. För att säkerställa att inte revir av tretåig hackspett drabbas av avverkningsplanerna bör en inventering göras i området både under häckningstid och under vintern, då arten utnyttjar betydligt större områden än under sommarens häckningsrevir. Storleken på häckningsreviret varierar med skogstypen, förekomsten av död ved och graden av fragmentering, men är i allmänhet i storleksordningen 25–100 hektar (SLU Artdatabanken, 2024; Skogsstyrelsen, 2016).</w:t>
+      </w:r>
+    </w:p>
+    <w:p>
+      <w:r>
+        <w:t xml:space="preserve">Förutom fridlysning enligt §4 Artskyddsförordningen är tretåig hackspett även förtecknad i EU:s fågeldirektiv bilaga 1. Den är typisk art för </w:t>
+      </w:r>
+      <w:r>
+        <w:rPr>
+          <w:i/>
+        </w:rPr>
+        <w:t xml:space="preserve">9010 Taiga, 9740 Skogsbevuxen myr, 9030 Landhöjningsskog </w:t>
+      </w:r>
+      <w:r>
+        <w:t xml:space="preserve">och </w:t>
+      </w:r>
+      <w:r>
+        <w:rPr>
+          <w:i/>
+        </w:rPr>
+        <w:t>9040 Fjällbjörkskog</w:t>
+      </w:r>
+      <w:r>
+        <w:t xml:space="preserve"> samt ingår i Natura 2000 och är förtecknad i Bernkonventionen bilaga II (strikt skyddade djurarter) (SLU Artdatabanken, 2024; Skogsstyrelsen, 2016).</w:t>
+      </w:r>
+    </w:p>
+    <w:p>
+      <w:pPr>
+        <w:pStyle w:val="Heading2"/>
+      </w:pPr>
+      <w:r>
+        <w:t>Referenser – tretåig hackspett</w:t>
+      </w:r>
+    </w:p>
+    <w:p>
+      <w:r>
+        <w:t xml:space="preserve">Amcoff, M. &amp; Eriksson, P. 1996. </w:t>
+      </w:r>
+      <w:r>
+        <w:rPr>
+          <w:i/>
+        </w:rPr>
+        <w:t xml:space="preserve">Förekomst av tretåig hackspett Picoides tridactylus på bestånds- och landskapsnivå. </w:t>
+      </w:r>
+      <w:r>
+        <w:t>Ornis Svecica 6: 107–119.</w:t>
+      </w:r>
+    </w:p>
+    <w:p>
+      <w:r>
+        <w:t xml:space="preserve">Butler, R., Angelstam, P., Ekelund, P. &amp; Schlaeffer, R. 2004. </w:t>
+      </w:r>
+      <w:r>
+        <w:rPr>
+          <w:i/>
+        </w:rPr>
+        <w:t xml:space="preserve">Dead wood threshold values for the three-toed woodpecker presence in boreal and sub-Alpine forest. </w:t>
+      </w:r>
+      <w:r>
+        <w:t>Biological conservation 119(3): 305–318.</w:t>
+      </w:r>
+    </w:p>
+    <w:p>
+      <w:r>
+        <w:t xml:space="preserve">Imbeau, L. &amp; Desrochers, A. 2002. </w:t>
+      </w:r>
+      <w:r>
+        <w:rPr>
+          <w:i/>
+        </w:rPr>
+        <w:t xml:space="preserve">Foraging Ecology and Use of Drumming Trees by Three-Toed Woodpeckers. </w:t>
+      </w:r>
+      <w:r>
+        <w:t>The Journal of Wildlife Management. Vol. 66, No. 1 (Jan., 2002), pp. 222–231.</w:t>
+      </w:r>
+    </w:p>
+    <w:p>
+      <w:r>
+        <w:t xml:space="preserve">Pakkala, T., Hanski, I. &amp; Tomppo, E. 2002. </w:t>
+      </w:r>
+      <w:r>
+        <w:rPr>
+          <w:i/>
+        </w:rPr>
+        <w:t xml:space="preserve">Spatial ecology of the three-toed woodpecker in managed forest landscapes. </w:t>
+      </w:r>
+      <w:r>
+        <w:t>Silva Fennica 36(1): 279–288.</w:t>
+      </w:r>
+    </w:p>
+    <w:p>
+      <w:r>
+        <w:t xml:space="preserve">Skogsstyrelsen, 2016. </w:t>
+      </w:r>
+      <w:r>
+        <w:rPr>
+          <w:i/>
+        </w:rPr>
+        <w:t>Vägledning för hänsyn till fåglar – Tretåig hackspett.</w:t>
+      </w:r>
+    </w:p>
+    <w:p>
+      <w:r>
+        <w:t xml:space="preserve">SLU Artdatabanken, 2024. </w:t>
+      </w:r>
+      <w:r>
+        <w:rPr>
+          <w:i/>
+        </w:rPr>
+        <w:t xml:space="preserve">Artfaktablad. Naturvård – artfakta. </w:t>
+      </w:r>
+      <w:r>
+        <w:t>SLU Artdatabanken, Uppsala.</w:t>
+      </w:r>
+    </w:p>
+    <w:p>
+      <w:r>
+        <w:t xml:space="preserve">Stachura-Skierczynska, K., Tumiel, T. &amp; Skierczynski, M. 2009. </w:t>
+      </w:r>
+      <w:r>
+        <w:rPr>
+          <w:i/>
+        </w:rPr>
+        <w:t xml:space="preserve">Habitat prediction model for three-toed woodpecker and its implications for the conservation of biologically valuable forests. </w:t>
+      </w:r>
+      <w:r>
+        <w:t>Forest Ecology and Management 258(5): 697–703.</w:t>
+      </w:r>
+    </w:p>
+    <w:p>
+      <w:r>
+        <w:t xml:space="preserve">Virkkala, R. 1991. </w:t>
+      </w:r>
+      <w:r>
+        <w:rPr>
+          <w:i/>
+        </w:rPr>
+        <w:t xml:space="preserve">Population trends of forest birds in a Finnish Lapland landscape of large habitat blocks – Consequences of stochastic environmental variation or regional habitat alteration. </w:t>
+      </w:r>
+      <w:r>
+        <w:t>Biological conservation 56(2): 223–240.</w:t>
+      </w:r>
+    </w:p>
+    <w:p>
+      <w:r>
+        <w:t xml:space="preserve">Wesolowski, T., Czeszczewik, D. &amp; Rowinski, P. 2005. </w:t>
+      </w:r>
+      <w:r>
+        <w:rPr>
+          <w:i/>
+        </w:rPr>
+        <w:t xml:space="preserve">Effects of forest management on Three-toed Woodpecker Picoides tridactylus distribution in the Bialowieza Forest (NE Poland): conservation implications. </w:t>
+      </w:r>
+      <w:r>
+        <w:t>Acta Ornithologica 40(1): 53–60.</w:t>
       </w:r>
     </w:p>
     <w:sectPr>
@@ -671,7 +1574,7 @@
     <w:r>
       <w:tab/>
       <w:tab/>
-      <w:t>2026-03-21</w:t>
+      <w:t>2026-03-22</w:t>
       <w:br/>
       <w:br/>
     </w:r>

--- a/klagomål/A 9071-2026 FSC-klagomål.docx
+++ b/klagomål/A 9071-2026 FSC-klagomål.docx
@@ -1574,7 +1574,7 @@
     <w:r>
       <w:tab/>
       <w:tab/>
-      <w:t>2026-03-22</w:t>
+      <w:t>2026-03-23</w:t>
       <w:br/>
       <w:br/>
     </w:r>

--- a/klagomål/A 9071-2026 FSC-klagomål.docx
+++ b/klagomål/A 9071-2026 FSC-klagomål.docx
@@ -191,7 +191,7 @@
     </w:p>
     <w:p>
       <w:r>
-        <w:t>I avverkningsanmälan har följande 12 naturvårdsarter hittats: knärot (VU, §8), garnlav (NT), granticka (NT), gränsticka (NT), spillkråka (NT, §4), tallticka (NT), tretåig hackspett (NT, §4), ullticka (NT), vedtrappmossa (NT), bronshjon (S), dropptaggsvamp (S) och vedticka (S). Av dessa är 9 rödlistade. För rödlistade arter har rödlistekategorin angivits inom parentes. Arter som är signalarter enligt Skogsstyrelsen har markerats med (S). För fridlysta arter anges även paragrafen i Artskyddsförordningen som arten är fridlyst enligt.</w:t>
+        <w:t>I avverkningsanmälan har följande 14 naturvårdsarter hittats: knärot (VU, §8), garnlav (NT), granticka (NT), gränsticka (NT), spillkråka (NT, §4), tallticka (NT), tretåig hackspett (NT, §4), ullticka (NT), vedtrappmossa (NT), bronshjon (S), dropptaggsvamp (S), vedticka (S), pärluggla (§4) och tjäder (§4). Av dessa är 9 rödlistade. För rödlistade arter har rödlistekategorin angivits inom parentes. Arter som är signalarter enligt Skogsstyrelsen har markerats med (S). För fridlysta arter anges även paragrafen i Artskyddsförordningen som arten är fridlyst enligt.</w:t>
       </w:r>
     </w:p>
     <w:p>
@@ -472,7 +472,7 @@
     </w:p>
     <w:p>
       <w:r>
-        <w:t>Följande fridlysta arter har sina livsmiljöer och växtplatser i den avverkningsanmälda skogen: knärot (VU, §8), spillkråka (NT, §4) och tretåig hackspett (NT, §4).</w:t>
+        <w:t>Följande fridlysta arter har sina livsmiljöer och växtplatser i den avverkningsanmälda skogen: knärot (VU, §8), spillkråka (NT, §4), tretåig hackspett (NT, §4), pärluggla (§4) och tjäder (§4).</w:t>
       </w:r>
     </w:p>
     <w:p>
@@ -598,6 +598,17 @@
         <w:rPr>
           <w:b/>
         </w:rPr>
+        <w:t>Pärluggla (§4)</w:t>
+      </w:r>
+      <w:r>
+        <w:t xml:space="preserve"> är beroende av äldre, varierad skog med goda jaktmöjligheter och god tillgång på lämpliga trädhål som boplatser. Hemområdet är i storleksordningen 200–500 hektar, men storleken varierar kraftigt beroende på hur mycket föda det finns. Undvik skogsbruksåtgärder som kan skada hänsynskrävande miljöer, som till exempel strand- och sumpskogar med naturskogskaraktär, äldre skog på uddar och öar, raviner, klyftor och blockmarker samt berg- och rasbranter, äldre hällmarksskog, äldre sandtallskogar, naturskogsrester, eller äldre trädbestånd med mycket hänglavar eller död ved. Pärlugglan är typisk art för Västlig taiga (9010) och omfattas av fågeldirektivets bilaga 1. Den har minskat kraftigt under de senaste åren och enligt artdatabankens preliminära bedömning kommer den att bli rödlistad som nära hotad (NT) i nästa rödlista som kommer 2026 (SLU Artdatabanken, 2024; Skogsstyrelsen, 2016).</w:t>
+      </w:r>
+    </w:p>
+    <w:p>
+      <w:r>
+        <w:rPr>
+          <w:b/>
+        </w:rPr>
         <w:t>Spillkråka (NT, §4)</w:t>
       </w:r>
       <w:r>
@@ -620,6 +631,35 @@
       </w:r>
       <w:r>
         <w:t>(SLU Artdatabanken, 2025; Skogsstyrelsen 2016).</w:t>
+      </w:r>
+    </w:p>
+    <w:p>
+      <w:r>
+        <w:rPr>
+          <w:b/>
+        </w:rPr>
+        <w:t>Tjäder (§4)</w:t>
+      </w:r>
+      <w:r>
+        <w:t xml:space="preserve"> omfattas av bilaga 1 och 2 EU:s fågeldirektiv och är typisk art för </w:t>
+      </w:r>
+      <w:r>
+        <w:rPr>
+          <w:i/>
+        </w:rPr>
+        <w:t xml:space="preserve">9010 Taiga </w:t>
+      </w:r>
+      <w:r>
+        <w:t xml:space="preserve">och </w:t>
+      </w:r>
+      <w:r>
+        <w:rPr>
+          <w:i/>
+        </w:rPr>
+        <w:t>9740 Skogsbevuxen myr</w:t>
+      </w:r>
+      <w:r>
+        <w:t>. Tjädern är en utpräglad skogsfågel knuten till större sammanhängande barrskogsområden. Tupparna och hönorna utnyttjar till viss del olika miljöer, och habitatvalet varierar dessutom mellan olika delar av året. För att det ska finnas livskraftiga tjäderbestånd krävs funktionella skogslandskap med en blandning av uppvuxen, gles och luckig skog, täta sumpskogar, myrar och andra små våtmarker. Arten försvinner när skogen fragmenteras och den sammanlagda arealen hyggen och andra öppna områden blir för stor. Ett småskaligt och försiktigt virkesuttag genom hyggesfria metoder kan i vissa fall vara möjligt i området inom 200 m från lekcentrum. Längre ut från lekcentrum, inom 200–500 m bör den avverkade ytan inte överskrida 1 hektar för att undvika alltför stora och snabba förändringar (Skogsstyrelsen, 2019; SLU Artdatabanken, 2024).</w:t>
       </w:r>
     </w:p>
     <w:p>
@@ -762,7 +802,7 @@
         <w:rPr>
           <w:i/>
         </w:rPr>
-        <w:t>I det avverkningsanmälda skogsområdet har 12 naturvårdsarter varav 9 rödlistade arter sina livsmiljöer och växtplatser.</w:t>
+        <w:t>I det avverkningsanmälda skogsområdet har 14 naturvårdsarter varav 9 rödlistade arter sina livsmiljöer och växtplatser.</w:t>
       </w:r>
     </w:p>
     <w:p>
@@ -1178,35 +1218,22 @@
         <w:pStyle w:val="Heading1"/>
       </w:pPr>
       <w:r>
-        <w:t>Spillkråka – ekologi samt krav på livsmiljön</w:t>
+        <w:t>Pärluggla – ekologi samt krav på livsmiljön</w:t>
       </w:r>
     </w:p>
     <w:p>
       <w:r>
-        <w:t xml:space="preserve">Spillkråka (NT) är rödlistad som nära hotad, fridlyst enligt §4 Artskyddsförordningen, typisk art för </w:t>
-      </w:r>
-      <w:r>
-        <w:rPr>
-          <w:i/>
-        </w:rPr>
-        <w:t xml:space="preserve">9010 Taiga </w:t>
-      </w:r>
-      <w:r>
-        <w:t>och</w:t>
-      </w:r>
-      <w:r>
-        <w:rPr>
-          <w:i/>
-        </w:rPr>
-        <w:t xml:space="preserve"> 9740 Skogsbevuxen myr</w:t>
-      </w:r>
-      <w:r>
-        <w:t xml:space="preserve"> och ingår i bilaga 1 i EU:s fågeldirektiv. Spillkråka lever i både barr- och blandskog liksom i ren lövskog. De tätaste populationerna tenderar att finnas i äldre, variationsrik blandskog med gott om död ved och gamla träd. Spillkråka är en nyckelart i skogliga miljöer vars övergivna bohål utnyttjas av flera andra hålhäckande fågelarter och fladdermöss (SLU Artdatabanken, 2023; Skogsstyrelsen 2016).</w:t>
+        <w:t>Pärluggla (§4) är beroende av äldre, varierad skog med goda jaktmöjligheter och god tillgång på lämpliga trädhål som boplatser. Den förekommer med störst täthet i äldre granskog, med inslag av gamla lövträd och luckor och öppningar i form av mindre hyggen, jordbruksmark och liknande. Den häckar även frekvent i barr- och lövblandskogar av tall, björk och asp, där förutsättningarna att finna boplatser är störst. I sydligaste Sverige häckar den ofta i gamla bokbackar, men den är mycket sällsynt i ren bokskog (SLU Artdatabanken, 2024).</w:t>
       </w:r>
     </w:p>
     <w:p>
       <w:r>
-        <w:t>Varje par utnyttjar 400–1000 hektar skog beroende på skogens kvalitet. En minskning av populationen pågår på grund av minskad tillgång på lämpliga bo- och födoträd och minskad födotillgång. Spillkråkans minskningstakt har uppgått till 19 (24–10) % under de senaste 15 åren. Minskningstakten för den svenska populationen bedöms vara nära gränsvärdet för Sårbar (VU) (A2bc). Skogsbruk med korta omloppstider och täta, homogena ungskogar utgör det största hotet (SLU Artdatabanken 2023).</w:t>
+        <w:t>Hemområdet är i storleksordningen 200–500 hektar, men storleken varierar kraftigt beroende på hur mycket föda det finns. Under dåliga gnagarår kan pärlugglan jaga upp till 4 km från boet medan den under bra år ofta håller sig inom 1 km. Pärluggla är typisk art för Västlig taiga (EU-kod 9010) och omfattas av fågeldirektivets bilaga 1. Den har minskat kraftigt under de senaste åren och enligt artdatabankens preliminära bedömning kommer den att bli rödlistad som nära hotad (NT) i nästa rödlista som kommer 2026 (SLU Artdatabanken, 2024).</w:t>
+      </w:r>
+    </w:p>
+    <w:p>
+      <w:r>
+        <w:t>Undvik skogsbruksåtgärder som kan skada hänsynskrävande miljöer, som till exempel strand- och sumpskogar med naturskogskaraktär, äldre skog på uddar och öar, raviner, klyftor och blockmarker samt berg- och rasbranter, äldre hällmarksskog, äldre sandtallskogar, naturskogsrester, eller äldre trädbestånd med mycket hänglavar eller död ved (Skogsstyrelsen, 2016).</w:t>
       </w:r>
     </w:p>
     <w:p>
@@ -1214,6 +1241,75 @@
         <w:pStyle w:val="Heading2"/>
       </w:pPr>
       <w:r>
+        <w:t>Referenser – pärluggla</w:t>
+      </w:r>
+    </w:p>
+    <w:p>
+      <w:r>
+        <w:t xml:space="preserve">SLU Artdatabanken, 2024. </w:t>
+      </w:r>
+      <w:r>
+        <w:rPr>
+          <w:i/>
+        </w:rPr>
+        <w:t xml:space="preserve">Artfaktablad. Naturvård – artfakta. </w:t>
+      </w:r>
+      <w:r>
+        <w:t>SLU Artdatabanken, Uppsala.</w:t>
+      </w:r>
+    </w:p>
+    <w:p>
+      <w:r>
+        <w:t xml:space="preserve">Skogsstyrelsen, 2016. </w:t>
+      </w:r>
+      <w:r>
+        <w:rPr>
+          <w:i/>
+        </w:rPr>
+        <w:t>Vägledning för hänsyn till pärluggla.</w:t>
+      </w:r>
+    </w:p>
+    <w:p>
+      <w:pPr>
+        <w:pStyle w:val="Heading1"/>
+      </w:pPr>
+      <w:r>
+        <w:t>Spillkråka – ekologi samt krav på livsmiljön</w:t>
+      </w:r>
+    </w:p>
+    <w:p>
+      <w:r>
+        <w:t xml:space="preserve">Spillkråka (NT) är rödlistad som nära hotad, fridlyst enligt §4 Artskyddsförordningen, typisk art för </w:t>
+      </w:r>
+      <w:r>
+        <w:rPr>
+          <w:i/>
+        </w:rPr>
+        <w:t xml:space="preserve">9010 Taiga </w:t>
+      </w:r>
+      <w:r>
+        <w:t>och</w:t>
+      </w:r>
+      <w:r>
+        <w:rPr>
+          <w:i/>
+        </w:rPr>
+        <w:t xml:space="preserve"> 9740 Skogsbevuxen myr</w:t>
+      </w:r>
+      <w:r>
+        <w:t xml:space="preserve"> och ingår i bilaga 1 i EU:s fågeldirektiv. Spillkråka lever i både barr- och blandskog liksom i ren lövskog. De tätaste populationerna tenderar att finnas i äldre, variationsrik blandskog med gott om död ved och gamla träd. Spillkråka är en nyckelart i skogliga miljöer vars övergivna bohål utnyttjas av flera andra hålhäckande fågelarter och fladdermöss (SLU Artdatabanken, 2023; Skogsstyrelsen 2016).</w:t>
+      </w:r>
+    </w:p>
+    <w:p>
+      <w:r>
+        <w:t>Varje par utnyttjar 400–1000 hektar skog beroende på skogens kvalitet. En minskning av populationen pågår på grund av minskad tillgång på lämpliga bo- och födoträd och minskad födotillgång. Spillkråkans minskningstakt har uppgått till 19 (24–10) % under de senaste 15 åren. Minskningstakten för den svenska populationen bedöms vara nära gränsvärdet för Sårbar (VU) (A2bc). Skogsbruk med korta omloppstider och täta, homogena ungskogar utgör det största hotet (SLU Artdatabanken 2023).</w:t>
+      </w:r>
+    </w:p>
+    <w:p>
+      <w:pPr>
+        <w:pStyle w:val="Heading2"/>
+      </w:pPr>
+      <w:r>
         <w:t>Referenser – spillkråka</w:t>
       </w:r>
     </w:p>
@@ -1234,6 +1330,75 @@
     <w:p>
       <w:r>
         <w:t xml:space="preserve">SLU Artdatabanken, 2023. </w:t>
+      </w:r>
+      <w:r>
+        <w:rPr>
+          <w:i/>
+        </w:rPr>
+        <w:t xml:space="preserve">Artfaktablad. Naturvård – artfakta. </w:t>
+      </w:r>
+      <w:r>
+        <w:t>SLU Artdatabanken, Uppsala</w:t>
+      </w:r>
+    </w:p>
+    <w:p>
+      <w:pPr>
+        <w:pStyle w:val="Heading1"/>
+      </w:pPr>
+      <w:r>
+        <w:t>Tjäder – ekologi samt krav på livsmiljön</w:t>
+      </w:r>
+    </w:p>
+    <w:p>
+      <w:r>
+        <w:t xml:space="preserve">Tjäder (§4) omfattas av bilaga 1 och 2 EU:s fågeldirektiv och är typisk art för </w:t>
+      </w:r>
+      <w:r>
+        <w:rPr>
+          <w:i/>
+        </w:rPr>
+        <w:t xml:space="preserve">9010 Taiga </w:t>
+      </w:r>
+      <w:r>
+        <w:t xml:space="preserve">och </w:t>
+      </w:r>
+      <w:r>
+        <w:rPr>
+          <w:i/>
+        </w:rPr>
+        <w:t>9740 Skogsbevuxen myr</w:t>
+      </w:r>
+      <w:r>
+        <w:t>. Tjädern är en utpräglad skogsfågel knuten till större sammanhängande barrskogsområden. Tupparna och hönorna utnyttjar till viss del olika miljöer, och habitatvalet varierar dessutom mellan olika delar av året. För att det ska finnas livskraftiga tjäderbestånd krävs funktionella skogslandskap med en blandning av uppvuxen, gles och luckig skog, täta sumpskogar, myrar och andra små våtmarker (Skogsstyrelsen, 2019; SLU Artdatabanken 2024).</w:t>
+      </w:r>
+    </w:p>
+    <w:p>
+      <w:r>
+        <w:t>Arten försvinner när skogen fragmenteras och den sammanlagda arealen hyggen och andra öppna områden blir för stor. Ett småskaligt och försiktigt virkesuttag genom hyggesfria metoder kan i vissa fall vara möjligt i området inom 200 m från lekcentrum. Längre ut från lekcentrum, inom 200–500 m bör den avverkade ytan inte överskrida 1 hektar för att undvika alltför stora och snabba förändringar (Skogsstyrelsen, 2019).</w:t>
+      </w:r>
+    </w:p>
+    <w:p>
+      <w:pPr>
+        <w:pStyle w:val="Heading2"/>
+      </w:pPr>
+      <w:r>
+        <w:t>Referenser – tjäder</w:t>
+      </w:r>
+    </w:p>
+    <w:p>
+      <w:r>
+        <w:t xml:space="preserve">Skogsstyrelsen, 2019. </w:t>
+      </w:r>
+      <w:r>
+        <w:rPr>
+          <w:i/>
+        </w:rPr>
+        <w:t>Vägledning för hänsyn till fåglar – tjäder.</w:t>
+      </w:r>
+    </w:p>
+    <w:p>
+      <w:r>
+        <w:t xml:space="preserve">SLU Artdatabanken, 2024. </w:t>
       </w:r>
       <w:r>
         <w:rPr>
@@ -1574,7 +1739,7 @@
     <w:r>
       <w:tab/>
       <w:tab/>
-      <w:t>2026-03-23</w:t>
+      <w:t>2026-03-24</w:t>
       <w:br/>
       <w:br/>
     </w:r>

--- a/klagomål/A 9071-2026 FSC-klagomål.docx
+++ b/klagomål/A 9071-2026 FSC-klagomål.docx
@@ -1739,7 +1739,7 @@
     <w:r>
       <w:tab/>
       <w:tab/>
-      <w:t>2026-03-24</w:t>
+      <w:t>2026-03-25</w:t>
       <w:br/>
       <w:br/>
     </w:r>

--- a/klagomål/A 9071-2026 FSC-klagomål.docx
+++ b/klagomål/A 9071-2026 FSC-klagomål.docx
@@ -1739,7 +1739,7 @@
     <w:r>
       <w:tab/>
       <w:tab/>
-      <w:t>2026-03-25</w:t>
+      <w:t>2026-03-26</w:t>
       <w:br/>
       <w:br/>
     </w:r>

--- a/klagomål/A 9071-2026 FSC-klagomål.docx
+++ b/klagomål/A 9071-2026 FSC-klagomål.docx
@@ -1739,7 +1739,7 @@
     <w:r>
       <w:tab/>
       <w:tab/>
-      <w:t>2026-03-26</w:t>
+      <w:t>2026-03-27</w:t>
       <w:br/>
       <w:br/>
     </w:r>

--- a/klagomål/A 9071-2026 FSC-klagomål.docx
+++ b/klagomål/A 9071-2026 FSC-klagomål.docx
@@ -1739,7 +1739,7 @@
     <w:r>
       <w:tab/>
       <w:tab/>
-      <w:t>2026-03-27</w:t>
+      <w:t>2026-03-28</w:t>
       <w:br/>
       <w:br/>
     </w:r>

--- a/klagomål/A 9071-2026 FSC-klagomål.docx
+++ b/klagomål/A 9071-2026 FSC-klagomål.docx
@@ -1739,7 +1739,7 @@
     <w:r>
       <w:tab/>
       <w:tab/>
-      <w:t>2026-03-28</w:t>
+      <w:t>2026-03-29</w:t>
       <w:br/>
       <w:br/>
     </w:r>

--- a/klagomål/A 9071-2026 FSC-klagomål.docx
+++ b/klagomål/A 9071-2026 FSC-klagomål.docx
@@ -173,7 +173,7 @@
     </w:p>
     <w:p>
       <w:r>
-        <w:t>Nedan presenteras fynd av naturvårdsarter och fridlysta arter som gjorts i det avverkningsanmälda området, samt relevanta utdrag ur standarderna för FSC, Chain of Custody, Controlled Wood och PEFC. I BILAGA 1 finns artfakta om fridlysta arter.</w:t>
+        <w:t>Nedan presenteras fynd av naturvårdsarter och fridlysta arter som gjorts i det avverkningsanmälda området, samt relevanta utdrag ur standarderna för FSC, Chain of Custody, Controlled Wood och PEFC. I BILAGA 1 finns artfakta om fridlysta och rödlistade arter.</w:t>
       </w:r>
     </w:p>
     <w:p>
@@ -191,7 +191,7 @@
     </w:p>
     <w:p>
       <w:r>
-        <w:t>I avverkningsanmälan har följande 14 naturvårdsarter hittats: knärot (VU, §8), garnlav (NT), granticka (NT), gränsticka (NT), spillkråka (NT, §4), tallticka (NT), tretåig hackspett (NT, §4), ullticka (NT), vedtrappmossa (NT), bronshjon (S), dropptaggsvamp (S), vedticka (S), pärluggla (§4) och tjäder (§4). Av dessa är 9 rödlistade. För rödlistade arter har rödlistekategorin angivits inom parentes. Arter som är signalarter enligt Skogsstyrelsen har markerats med (S). För fridlysta arter anges även paragrafen i Artskyddsförordningen som arten är fridlyst enligt.</w:t>
+        <w:t>I avverkningsanmälan har följande 17 naturvårdsarter hittats: aspgelélav (VU), knärot (VU, §8), garnlav (NT), granticka (NT), gränsticka (NT), lunglav (NT), spillkråka (NT, §4), tallticka (NT), tretåig hackspett (NT, §4), ullticka (NT), vedtrappmossa (NT), bronshjon (S), dropptaggsvamp (S), korallblylav (S), vedticka (S), pärluggla (§4) och tjäder (§4). Av dessa är 11 rödlistade. För rödlistade arter har rödlistekategorin angivits inom parentes. Arter som är signalarter enligt Skogsstyrelsen har markerats med (S). För fridlysta arter anges även paragrafen i Artskyddsförordningen som arten är fridlyst enligt.</w:t>
       </w:r>
     </w:p>
     <w:p>
@@ -251,10 +251,10 @@
         <w:rPr>
           <w:b/>
         </w:rPr>
-        <w:t>Bronshjon</w:t>
-      </w:r>
-      <w:r>
-        <w:t xml:space="preserve"> är en skalbagge vars larvutveckling sker under grov bark på stammar av döda eller döende barrträd, främst gran, i mindre omfattning tall. Arten är knuten till äldre, naturskogslik granskog med inslag av torkande träd. Bronshjon är typisk art för </w:t>
+        <w:t>Aspgelélav (VU)</w:t>
+      </w:r>
+      <w:r>
+        <w:t xml:space="preserve"> växer praktiskt taget enbart på asp i skog med hög luftfuktighet. Aspgelélav missgynnas vid slutavverkning. I norra Sverige hotas arten genom slutavverkning av äldre barrskog med åldriga aspar, ofta på skogsbergens sluttningar. Arten försvinner på aspar som lämnas kvar på hyggen. Aspgelélav (VU) är typisk art för </w:t>
       </w:r>
       <w:r>
         <w:rPr>
@@ -263,6 +263,26 @@
         <w:t>9010 Taiga</w:t>
       </w:r>
       <w:r>
+        <w:t xml:space="preserve"> (SLU Artdatabanken, 2024).</w:t>
+      </w:r>
+    </w:p>
+    <w:p>
+      <w:r>
+        <w:rPr>
+          <w:b/>
+        </w:rPr>
+        <w:t>Bronshjon</w:t>
+      </w:r>
+      <w:r>
+        <w:t xml:space="preserve"> är en skalbagge vars larvutveckling sker under grov bark på stammar av döda eller döende barrträd, främst gran, i mindre omfattning tall. Arten är knuten till äldre, naturskogslik granskog med inslag av torkande träd. Bronshjon är typisk art för </w:t>
+      </w:r>
+      <w:r>
+        <w:rPr>
+          <w:i/>
+        </w:rPr>
+        <w:t>9010 Taiga</w:t>
+      </w:r>
+      <w:r>
         <w:t xml:space="preserve"> (SLU Artdatabanken, 2025).</w:t>
       </w:r>
     </w:p>
@@ -344,6 +364,82 @@
       </w:r>
       <w:r>
         <w:t xml:space="preserve"> (SLU Artdatabanken, 2024; Nitare &amp; Skogsstyrelsen, 2019).</w:t>
+      </w:r>
+    </w:p>
+    <w:p>
+      <w:r>
+        <w:rPr>
+          <w:b/>
+        </w:rPr>
+        <w:t>Korallblylav</w:t>
+      </w:r>
+      <w:r>
+        <w:t xml:space="preserve"> växer på bark av asp, ask, rönn, sälg, bok och lönn och signalerar överallt skogsbestånd med höga naturvärden och den följs nästan alltid av andra ovanliga och rödlistade arter. Den indikerar hög och jämn luftfuktighet och växer främst i områden med lång skoglig kontinuitet där det funnits ett ständigt inslag av gamla lövträd. Korallblylav är typisk art för </w:t>
+      </w:r>
+      <w:r>
+        <w:rPr>
+          <w:i/>
+        </w:rPr>
+        <w:t xml:space="preserve">9020 Nordlig ädellövskog, 9070 Trädklädd betesmark, 9160 Näringsrik ekskog, 9180 Ädellövskog i branter </w:t>
+      </w:r>
+      <w:r>
+        <w:t>och</w:t>
+      </w:r>
+      <w:r>
+        <w:rPr>
+          <w:i/>
+        </w:rPr>
+        <w:t xml:space="preserve"> 9190 Näringsfattig ekskog</w:t>
+      </w:r>
+      <w:r>
+        <w:t xml:space="preserve"> (SLU Artdatabanken, 2024; Nitare &amp; Skogsstyrelsen, 2019).</w:t>
+      </w:r>
+    </w:p>
+    <w:p>
+      <w:r>
+        <w:rPr>
+          <w:b/>
+        </w:rPr>
+        <w:t>Lunglav (NT)</w:t>
+      </w:r>
+      <w:r>
+        <w:t xml:space="preserve"> är en av vårt lands främsta signalarter som överallt indikerar gamla lövträd, skogsbestånd med höga naturvärden och ekosystem med långskoglig kontinuitet. Lokalt kan förekomsten vara mycket riklig men den hittas nästan enbart i gamla och ej slutavverkade skogar. Artens samtliga förekomster bör uppmärksammas från naturvårdssynpunkt, då många lokaler även hyser andra ovanliga och rödlistade arter. Rikliga förekomster bör skyddas med biotopskydd, frivilliga avsättningar eller reservat. Det finns ett antal sällsynta lavparasiter som växer på lunglav: lunglavsknapp (VU), skrovelmössing (DD), lunglavshårprick (DD), </w:t>
+      </w:r>
+      <w:r>
+        <w:rPr>
+          <w:i/>
+        </w:rPr>
+        <w:t>Calycina alstrupii</w:t>
+      </w:r>
+      <w:r>
+        <w:t xml:space="preserve"> (NA) och </w:t>
+      </w:r>
+      <w:r>
+        <w:rPr>
+          <w:i/>
+        </w:rPr>
+        <w:t>Chalara lobariae</w:t>
+      </w:r>
+      <w:r>
+        <w:t xml:space="preserve"> (NA). Lunglav är typisk art för </w:t>
+      </w:r>
+      <w:r>
+        <w:rPr>
+          <w:i/>
+        </w:rPr>
+        <w:t>9010 Taiga, 9020 Nordlig ädellövskog, 9110 Näringsfattig bokskog, 9130 Näringsrik bokskog, 9160 Näringsrik ekskog, 9180 Ädellövskog i branter, 9190 Näringsfattig ekskog, 9070 Trädklädd betesmark, 9040 Fjällbjörkskog</w:t>
+      </w:r>
+      <w:r>
+        <w:t xml:space="preserve"> och</w:t>
+      </w:r>
+      <w:r>
+        <w:rPr>
+          <w:i/>
+        </w:rPr>
+        <w:t xml:space="preserve"> 6530 Lövängar</w:t>
+      </w:r>
+      <w:r>
+        <w:t xml:space="preserve"> (SLU Artdatabanken, 2025; SLU Artdatabanken, 2024; Nitare &amp; Skogsstyrelsen, 2019).</w:t>
       </w:r>
     </w:p>
     <w:p>
@@ -802,7 +898,7 @@
         <w:rPr>
           <w:i/>
         </w:rPr>
-        <w:t>I det avverkningsanmälda skogsområdet har 14 naturvårdsarter varav 9 rödlistade arter sina livsmiljöer och växtplatser.</w:t>
+        <w:t>I det avverkningsanmälda skogsområdet har 17 naturvårdsarter varav 11 rödlistade arter sina livsmiljöer och växtplatser.</w:t>
       </w:r>
     </w:p>
     <w:p>
@@ -999,7 +1095,9 @@
         <w:pStyle w:val="Title"/>
       </w:pPr>
       <w:r>
-        <w:t>BILAGA 1 – Fridlysta arter</w:t>
+        <w:t>BILAGA 1 –</w:t>
+        <w:br/>
+        <w:t>Fridlysta och rödlistade arter</w:t>
       </w:r>
     </w:p>
     <w:p>
@@ -1211,6 +1309,137 @@
       </w:r>
       <w:r>
         <w:t>SLU Artdatabanken, Uppsala</w:t>
+      </w:r>
+    </w:p>
+    <w:p>
+      <w:pPr>
+        <w:pStyle w:val="Heading1"/>
+      </w:pPr>
+      <w:r>
+        <w:t>Lunglav – ekologi samt krav på livsmiljön</w:t>
+      </w:r>
+    </w:p>
+    <w:p>
+      <w:r>
+        <w:t xml:space="preserve">Lunglav (NT) är en av vårt lands främsta signalarter som överallt indikerar gamla lövträd, skogsbestånd med höga naturvärden och ekosystem med lång skoglig kontinuitet. Lokalt kan förekomsten vara mycket riklig men den hittas nästan enbart i gamla och ej slutavverkade skogar. Artens samtliga förekomster bör uppmärksammas från naturvårdssynpunkt, då många lokaler även hyser andra ovanliga och rödlistade arter. Rikliga förekomster bör skyddas med biotopskydd, frivilliga avsättningar eller reservat. Lunglav är typisk art för </w:t>
+      </w:r>
+      <w:r>
+        <w:rPr>
+          <w:i/>
+        </w:rPr>
+        <w:t>9010 Taiga, 9020 Nordlig ädellövskog, 9110 Näringsfattig bokskog, 9130 Näringsrik bokskog, 9160 Näringsrik ekskog, 9180 Ädellövskog i branter, 9190 Näringsfattig ekskog, 9070 Trädklädd betesmark, 9040 Fjällbjörkskog</w:t>
+      </w:r>
+      <w:r>
+        <w:t xml:space="preserve"> och</w:t>
+      </w:r>
+      <w:r>
+        <w:rPr>
+          <w:i/>
+        </w:rPr>
+        <w:t xml:space="preserve"> 6530 Lövängar</w:t>
+      </w:r>
+      <w:r>
+        <w:t xml:space="preserve"> (SLU Artdatabanken, 2024; Nitare &amp; Skogsstyrelsen, 2019).</w:t>
+      </w:r>
+    </w:p>
+    <w:p>
+      <w:r>
+        <w:t xml:space="preserve">På lunglav kan man sällsynt finna små svarta skivlika bildningar som liknar apothecier men som är en parasitisk svamp, Lunglavsknapp </w:t>
+      </w:r>
+      <w:r>
+        <w:rPr>
+          <w:i/>
+        </w:rPr>
+        <w:t>Plectocarpon lichenum</w:t>
+      </w:r>
+      <w:r>
+        <w:t xml:space="preserve"> (VU). Det finns ytterligare ett antal parasiter vilka bara förekommer på lunglav: Skrovelmössing </w:t>
+      </w:r>
+      <w:r>
+        <w:rPr>
+          <w:i/>
+        </w:rPr>
+        <w:t>Dactylospora lobariella</w:t>
+      </w:r>
+      <w:r>
+        <w:t xml:space="preserve"> (rödlistad som Kunskapsbrist DD) och Lunglavshårprick </w:t>
+      </w:r>
+      <w:r>
+        <w:rPr>
+          <w:i/>
+        </w:rPr>
+        <w:t>Niesslia lobariae</w:t>
+      </w:r>
+      <w:r>
+        <w:t xml:space="preserve"> (rödlistad som Kunskapsbrist DD). Skrovelmössing (DD) har små svarta apothecier och bruna, 1-septerade sporer och Lunglavshårprick (DD) har brunhåriga perithecier och färglösa, 1-septerade sporer. Nyligen har ytterligare två lavparasiter påträffats i Sverige som växer på lunglav: </w:t>
+      </w:r>
+      <w:r>
+        <w:rPr>
+          <w:i/>
+        </w:rPr>
+        <w:t>Calycina alstrupii</w:t>
+      </w:r>
+      <w:r>
+        <w:t xml:space="preserve"> (NA) och </w:t>
+      </w:r>
+      <w:r>
+        <w:rPr>
+          <w:i/>
+        </w:rPr>
+        <w:t>Chalara lobariae</w:t>
+      </w:r>
+      <w:r>
+        <w:t xml:space="preserve"> (NA) (SLU Artdatabanken, 2025; SLU Artdatabanken, 2024; Nitare &amp; Skogsstyrelsen, 2019).</w:t>
+      </w:r>
+    </w:p>
+    <w:p>
+      <w:pPr>
+        <w:pStyle w:val="Heading2"/>
+      </w:pPr>
+      <w:r>
+        <w:t>Referenser – lunglav</w:t>
+      </w:r>
+    </w:p>
+    <w:p>
+      <w:r>
+        <w:t xml:space="preserve">Nitare, J. och Skogsstyrelsen, 2019. </w:t>
+      </w:r>
+      <w:r>
+        <w:rPr>
+          <w:i/>
+        </w:rPr>
+        <w:t xml:space="preserve">Skyddsvärd skog – Naturvårdsarter och andra kriterier för naturvärdesbedömning. </w:t>
+      </w:r>
+      <w:r>
+        <w:t>Skogsstyrelsen.</w:t>
+      </w:r>
+    </w:p>
+    <w:p>
+      <w:r>
+        <w:t xml:space="preserve">SLU Artdatabanken, 2024. </w:t>
+      </w:r>
+      <w:r>
+        <w:rPr>
+          <w:i/>
+        </w:rPr>
+        <w:t xml:space="preserve">Artfaktablad. Naturvård – artfakta. </w:t>
+      </w:r>
+      <w:r>
+        <w:t>SLU Artdatabanken, Uppsala.</w:t>
+      </w:r>
+    </w:p>
+    <w:p>
+      <w:r>
+        <w:t xml:space="preserve">SLU Artdatabanken, 2025. </w:t>
+      </w:r>
+      <w:r>
+        <w:rPr>
+          <w:i/>
+        </w:rPr>
+        <w:t xml:space="preserve">Över 20 nya lavparasiter för Sverige. </w:t>
+      </w:r>
+      <w:r>
+        <w:t>https://www.slu.se/artdatabanken/arter-och-natur/artiklar/over-20-nya-lavparasiter-for-sverige/</w:t>
       </w:r>
     </w:p>
     <w:p>
@@ -1739,7 +1968,7 @@
     <w:r>
       <w:tab/>
       <w:tab/>
-      <w:t>2026-03-29</w:t>
+      <w:t>2026-03-30</w:t>
       <w:br/>
       <w:br/>
     </w:r>
